--- a/DocumentacaoFinal/INTEGRA_2026_Entrega_7_17_Contrato_da_API_para_o_Frontend.docx
+++ b/DocumentacaoFinal/INTEGRA_2026_Entrega_7_17_Contrato_da_API_para_o_Frontend.docx
@@ -605,7 +605,7 @@
                 <w:szCs w:val="17"/>
                 <w:lang w:val="pt-BR"/>
               </w:rPr>
-              <w:t xml:space="preserve">Pedidos de Natã da Silva Baracho: "eu preciso que o frontend se comunique com o banco de dados; está todo ele aqui: github.com/aalissonalmeidaq/fluxid_integra2026" e "eu preciso que o backend esteja pronto para receber os dados do frontend e também do lacre".</w:t>
+              <w:t xml:space="preserve">Síntese das instruções dadas à IA. Contexto: o frontend do projeto está no repositório fluxid_integra2026, mantido por outro integrante. Tarefa: definir como o frontend se comunica com o banco e preparar o backend para receber os dados do frontend e do lacre. Restrições: não alterar o repositório do frontend; apresentar como proposta, a ser aprovada pelo responsável pelo frontend. Entrega esperada: contrato da API para o frontend.</w:t>
             </w:r>
           </w:p>
         </w:tc>
@@ -883,7 +883,7 @@
                 <w:szCs w:val="17"/>
                 <w:lang w:val="pt-BR"/>
               </w:rPr>
-              <w:t xml:space="preserve">Contrato revisado e aprovado por Natã da Silva Baracho como proposta; a página de documentação foi coberta por teste na suíte da API.</w:t>
+              <w:t xml:space="preserve">Natã da Silva Baracho, responsável pelo backend, revisou o contrato e o aprovou como proposta em 07/10/2026. A página de documentação foi coberta por teste na suíte da API. A proposta não chegou a ser aprovada pelo responsável pelo frontend e depois deixou de ser seguida (registro 19).</w:t>
             </w:r>
           </w:p>
         </w:tc>
